--- a/8.1.4.5-break-continue/sabak/qmzh-8.1.4.5-kz.docx
+++ b/8.1.4.5-break-continue/sabak/qmzh-8.1.4.5-kz.docx
@@ -15,7 +15,7 @@
           <w:sz w:val="30"/>
           <w:szCs w:val="30"/>
         </w:rPr>
-        <w:t xml:space="preserve">Қысқа мерзімді жоспар</w:t>
+        <w:t xml:space="preserve">Қысқа мерзімді жоспар · 1-сабақ (40 минут)</w:t>
       </w:r>
     </w:p>
     <w:tbl>
@@ -293,7 +293,7 @@
                 <w:sz w:val="22"/>
                 <w:szCs w:val="22"/>
               </w:rPr>
-              <w:t xml:space="preserve">Циклді басқару: continue, break, else (қосарланған сабақ, 80 минут)</w:t>
+              <w:t xml:space="preserve">Циклді басқару: continue, break, else. Теория және бекіту</w:t>
             </w:r>
           </w:p>
         </w:tc>
@@ -405,33 +405,33 @@
                 <w:sz w:val="22"/>
                 <w:szCs w:val="22"/>
               </w:rPr>
-              <w:t xml:space="preserve">Барлық оқушылар: break және continue не істейтінін түсіндіреді, қарапайым программада қолданады (A деңгейі).</w:t>
-            </w:r>
-          </w:p>
-          <w:p>
-            <w:pPr>
-              <w:spacing w:after="20" w:before="0"/>
-            </w:pPr>
-            <w:r>
-              <w:rPr>
-                <w:rFonts w:ascii="Times New Roman" w:cs="Times New Roman" w:eastAsia="Times New Roman" w:hAnsi="Times New Roman"/>
-                <w:sz w:val="22"/>
-                <w:szCs w:val="22"/>
-              </w:rPr>
-              <w:t xml:space="preserve">Көптеген оқушылар: while True + break және for … else арқылы енгізу мен іздеу есептерін шешеді (B деңгейі).</w:t>
-            </w:r>
-          </w:p>
-          <w:p>
-            <w:pPr>
-              <w:spacing w:after="20" w:before="0"/>
-            </w:pPr>
-            <w:r>
-              <w:rPr>
-                <w:rFonts w:ascii="Times New Roman" w:cs="Times New Roman" w:eastAsia="Times New Roman" w:hAnsi="Times New Roman"/>
-                <w:sz w:val="22"/>
-                <w:szCs w:val="22"/>
-              </w:rPr>
-              <w:t xml:space="preserve">Кейбір оқушылар: ішкі циклдарда, while … else-те басқару нұсқауларын қолданады (C деңгейі).</w:t>
+              <w:t xml:space="preserve">Барлық оқушылар: break және continue не істейтінін түсіндіреді.</w:t>
+            </w:r>
+          </w:p>
+          <w:p>
+            <w:pPr>
+              <w:spacing w:after="20" w:before="0"/>
+            </w:pPr>
+            <w:r>
+              <w:rPr>
+                <w:rFonts w:ascii="Times New Roman" w:cs="Times New Roman" w:eastAsia="Times New Roman" w:hAnsi="Times New Roman"/>
+                <w:sz w:val="22"/>
+                <w:szCs w:val="22"/>
+              </w:rPr>
+              <w:t xml:space="preserve">Көптеген оқушылар: үзіндінің нәтижесін, оның ішінде for … else және while True бар үзінділерді, дұрыс анықтайды.</w:t>
+            </w:r>
+          </w:p>
+          <w:p>
+            <w:pPr>
+              <w:spacing w:after="20" w:before="0"/>
+            </w:pPr>
+            <w:r>
+              <w:rPr>
+                <w:rFonts w:ascii="Times New Roman" w:cs="Times New Roman" w:eastAsia="Times New Roman" w:hAnsi="Times New Roman"/>
+                <w:sz w:val="22"/>
+                <w:szCs w:val="22"/>
+              </w:rPr>
+              <w:t xml:space="preserve">Кейбір оқушылар: ішкі циклдағы break-ті және программадағы қатені түсіндіреді.</w:t>
             </w:r>
           </w:p>
         </w:tc>
@@ -970,7 +970,7 @@
                 <w:sz w:val="22"/>
                 <w:szCs w:val="22"/>
               </w:rPr>
-              <w:t xml:space="preserve">0–3 мин</w:t>
+              <w:t xml:space="preserve">0–2 мин</w:t>
             </w:r>
           </w:p>
         </w:tc>
@@ -1110,7 +1110,7 @@
                 <w:sz w:val="22"/>
                 <w:szCs w:val="22"/>
               </w:rPr>
-              <w:t xml:space="preserve">3–8 мин</w:t>
+              <w:t xml:space="preserve">2–6 мин</w:t>
             </w:r>
           </w:p>
         </w:tc>
@@ -1268,7 +1268,7 @@
                 <w:sz w:val="22"/>
                 <w:szCs w:val="22"/>
               </w:rPr>
-              <w:t xml:space="preserve">8–28 мин</w:t>
+              <w:t xml:space="preserve">6–26 мин</w:t>
             </w:r>
           </w:p>
         </w:tc>
@@ -1377,19 +1377,6 @@
               <w:t xml:space="preserve"> — «табылмады» жағдайы. Ішкі циклдағы break. Әр мысалда алдымен оқушыларға нәтижені болжатады, содан кейін көрсетеді.</w:t>
             </w:r>
           </w:p>
-          <w:p>
-            <w:pPr>
-              <w:spacing w:after="60" w:before="0"/>
-            </w:pPr>
-            <w:r>
-              <w:rPr>
-                <w:rFonts w:ascii="Times New Roman" w:cs="Times New Roman" w:eastAsia="Times New Roman" w:hAnsi="Times New Roman"/>
-                <w:sz w:val="22"/>
-                <w:szCs w:val="22"/>
-              </w:rPr>
-              <w:t xml:space="preserve">Теория веб-ресурста да бар: оқушылар оны файлдың «1. Теория» бөлімінде оқиды.</w:t>
-            </w:r>
-          </w:p>
         </w:tc>
         <w:tc>
           <w:tcPr>
@@ -1460,19 +1447,6 @@
                 <w:szCs w:val="22"/>
               </w:rPr>
               <w:t xml:space="preserve">Слайд 4–11</w:t>
-            </w:r>
-          </w:p>
-          <w:p>
-            <w:pPr>
-              <w:spacing w:after="40" w:before="0"/>
-            </w:pPr>
-            <w:r>
-              <w:rPr>
-                <w:rFonts w:ascii="Times New Roman" w:cs="Times New Roman" w:eastAsia="Times New Roman" w:hAnsi="Times New Roman"/>
-                <w:sz w:val="22"/>
-                <w:szCs w:val="22"/>
-              </w:rPr>
-              <w:t xml:space="preserve">break-continue-8.1.4.5.html</w:t>
             </w:r>
           </w:p>
         </w:tc>
@@ -1516,7 +1490,7 @@
                 <w:sz w:val="22"/>
                 <w:szCs w:val="22"/>
               </w:rPr>
-              <w:t xml:space="preserve">28–38 мин</w:t>
+              <w:t xml:space="preserve">26–36 мин</w:t>
             </w:r>
           </w:p>
         </w:tc>
@@ -1679,7 +1653,7 @@
                 <w:sz w:val="22"/>
                 <w:szCs w:val="22"/>
               </w:rPr>
-              <w:t xml:space="preserve">Нұсқаулық</w:t>
+              <w:t xml:space="preserve">Рефлексия</w:t>
             </w:r>
           </w:p>
           <w:p>
@@ -1692,7 +1666,7 @@
                 <w:sz w:val="22"/>
                 <w:szCs w:val="22"/>
               </w:rPr>
-              <w:t xml:space="preserve">38–41 мин</w:t>
+              <w:t xml:space="preserve">36–40 мин</w:t>
             </w:r>
           </w:p>
         </w:tc>
@@ -1716,300 +1690,7 @@
                 <w:sz w:val="22"/>
                 <w:szCs w:val="22"/>
               </w:rPr>
-              <w:t xml:space="preserve">break-continue-8.1.4.5.html файлын ашуды сұрайды: аты-жөні мен сыныбы → теория → «Есептерге өту». Ережелер: есептің шартындағы нұсқаулар (break, continue, else) міндетті; тілді жүйелік пернелермен ауыстырмау; толық экраннан шықпау (2 ескерту, 3-інде жұмыс аяқталады).</w:t>
-            </w:r>
-          </w:p>
-        </w:tc>
-        <w:tc>
-          <w:tcPr>
-            <w:tcW w:type="dxa" w:w="2900"/>
-            <w:tcMar>
-              <w:top w:type="dxa" w:w="60"/>
-              <w:left w:type="dxa" w:w="100"/>
-              <w:bottom w:type="dxa" w:w="60"/>
-              <w:right w:type="dxa" w:w="100"/>
-            </w:tcMar>
-          </w:tcPr>
-          <w:p>
-            <w:pPr>
-              <w:spacing w:after="40" w:before="0"/>
-            </w:pPr>
-            <w:r>
-              <w:rPr>
-                <w:rFonts w:ascii="Times New Roman" w:cs="Times New Roman" w:eastAsia="Times New Roman" w:hAnsi="Times New Roman"/>
-                <w:sz w:val="22"/>
-                <w:szCs w:val="22"/>
-              </w:rPr>
-              <w:t xml:space="preserve">Файлды ашады, аты-жөнін жазады.</w:t>
-            </w:r>
-          </w:p>
-        </w:tc>
-        <w:tc>
-          <w:tcPr>
-            <w:tcW w:type="dxa" w:w="2500"/>
-            <w:tcMar>
-              <w:top w:type="dxa" w:w="60"/>
-              <w:left w:type="dxa" w:w="100"/>
-              <w:bottom w:type="dxa" w:w="60"/>
-              <w:right w:type="dxa" w:w="100"/>
-            </w:tcMar>
-          </w:tcPr>
-          <w:p>
-            <w:pPr>
-              <w:spacing w:after="40" w:before="0"/>
-            </w:pPr>
-            <w:r>
-              <w:rPr>
-                <w:rFonts w:ascii="Times New Roman" w:cs="Times New Roman" w:eastAsia="Times New Roman" w:hAnsi="Times New Roman"/>
-                <w:sz w:val="22"/>
-                <w:szCs w:val="22"/>
-              </w:rPr>
-              <w:t xml:space="preserve">—</w:t>
-            </w:r>
-          </w:p>
-        </w:tc>
-        <w:tc>
-          <w:tcPr>
-            <w:tcW w:type="dxa" w:w="1738"/>
-            <w:tcMar>
-              <w:top w:type="dxa" w:w="60"/>
-              <w:left w:type="dxa" w:w="100"/>
-              <w:bottom w:type="dxa" w:w="60"/>
-              <w:right w:type="dxa" w:w="100"/>
-            </w:tcMar>
-          </w:tcPr>
-          <w:p>
-            <w:pPr>
-              <w:spacing w:after="40" w:before="0"/>
-            </w:pPr>
-            <w:r>
-              <w:rPr>
-                <w:rFonts w:ascii="Times New Roman" w:cs="Times New Roman" w:eastAsia="Times New Roman" w:hAnsi="Times New Roman"/>
-                <w:sz w:val="22"/>
-                <w:szCs w:val="22"/>
-              </w:rPr>
-              <w:t xml:space="preserve">Слайд 13–14</w:t>
-            </w:r>
-          </w:p>
-        </w:tc>
-      </w:tr>
-      <w:tr>
-        <w:trPr>
-          <w:cantSplit/>
-        </w:trPr>
-        <w:tc>
-          <w:tcPr>
-            <w:tcW w:type="dxa" w:w="2600"/>
-            <w:tcMar>
-              <w:top w:type="dxa" w:w="60"/>
-              <w:left w:type="dxa" w:w="100"/>
-              <w:bottom w:type="dxa" w:w="60"/>
-              <w:right w:type="dxa" w:w="100"/>
-            </w:tcMar>
-          </w:tcPr>
-          <w:p>
-            <w:pPr>
-              <w:spacing w:after="20" w:before="0"/>
-            </w:pPr>
-            <w:r>
-              <w:rPr>
-                <w:rFonts w:ascii="Times New Roman" w:cs="Times New Roman" w:eastAsia="Times New Roman" w:hAnsi="Times New Roman"/>
-                <w:b/>
-                <w:bCs/>
-                <w:sz w:val="22"/>
-                <w:szCs w:val="22"/>
-              </w:rPr>
-              <w:t xml:space="preserve">Формативтік жұмыс</w:t>
-            </w:r>
-          </w:p>
-          <w:p>
-            <w:pPr>
-              <w:spacing w:after="60" w:before="0"/>
-            </w:pPr>
-            <w:r>
-              <w:rPr>
-                <w:rFonts w:ascii="Times New Roman" w:cs="Times New Roman" w:eastAsia="Times New Roman" w:hAnsi="Times New Roman"/>
-                <w:sz w:val="22"/>
-                <w:szCs w:val="22"/>
-              </w:rPr>
-              <w:t xml:space="preserve">41–76 мин</w:t>
-            </w:r>
-          </w:p>
-        </w:tc>
-        <w:tc>
-          <w:tcPr>
-            <w:tcW w:type="dxa" w:w="5400"/>
-            <w:tcMar>
-              <w:top w:type="dxa" w:w="60"/>
-              <w:left w:type="dxa" w:w="100"/>
-              <w:bottom w:type="dxa" w:w="60"/>
-              <w:right w:type="dxa" w:w="100"/>
-            </w:tcMar>
-          </w:tcPr>
-          <w:p>
-            <w:pPr>
-              <w:spacing w:after="60" w:before="0"/>
-            </w:pPr>
-            <w:r>
-              <w:rPr>
-                <w:rFonts w:ascii="Times New Roman" w:cs="Times New Roman" w:eastAsia="Times New Roman" w:hAnsi="Times New Roman"/>
-                <w:sz w:val="22"/>
-                <w:szCs w:val="22"/>
-              </w:rPr>
-              <w:t xml:space="preserve">Жұмысты бақылайды, қиналғандарға бағыттаушы сұрақ қояды (жауапты айтпайды). 13 олимпиадалық есеп: A (1–4), B (5–7), C (8–13). Әр есеп 8 тестте тексеріледі, 1 балл.</w:t>
-            </w:r>
-          </w:p>
-          <w:p>
-            <w:pPr>
-              <w:spacing w:after="60" w:before="0"/>
-            </w:pPr>
-            <w:r>
-              <w:rPr>
-                <w:rFonts w:ascii="Times New Roman" w:cs="Times New Roman" w:eastAsia="Times New Roman" w:hAnsi="Times New Roman"/>
-                <w:sz w:val="22"/>
-                <w:szCs w:val="22"/>
-              </w:rPr>
-              <w:t xml:space="preserve">Уақыт файлдағы WORK_MIN жолында беріледі (қазір 80 минут). Осы жоспар үшін 35 минут жеткілікті; аяқтамаған есептер — үйге.</w:t>
-            </w:r>
-          </w:p>
-        </w:tc>
-        <w:tc>
-          <w:tcPr>
-            <w:tcW w:type="dxa" w:w="2900"/>
-            <w:tcMar>
-              <w:top w:type="dxa" w:w="60"/>
-              <w:left w:type="dxa" w:w="100"/>
-              <w:bottom w:type="dxa" w:w="60"/>
-              <w:right w:type="dxa" w:w="100"/>
-            </w:tcMar>
-          </w:tcPr>
-          <w:p>
-            <w:pPr>
-              <w:spacing w:after="40" w:before="0"/>
-            </w:pPr>
-            <w:r>
-              <w:rPr>
-                <w:rFonts w:ascii="Times New Roman" w:cs="Times New Roman" w:eastAsia="Times New Roman" w:hAnsi="Times New Roman"/>
-                <w:sz w:val="22"/>
-                <w:szCs w:val="22"/>
-              </w:rPr>
-              <w:t xml:space="preserve">Python-да программа жазады, «▶ Іске қосу» және «✓ Тексеру» батырмаларымен тексереді.</w:t>
-            </w:r>
-          </w:p>
-        </w:tc>
-        <w:tc>
-          <w:tcPr>
-            <w:tcW w:type="dxa" w:w="2500"/>
-            <w:tcMar>
-              <w:top w:type="dxa" w:w="60"/>
-              <w:left w:type="dxa" w:w="100"/>
-              <w:bottom w:type="dxa" w:w="60"/>
-              <w:right w:type="dxa" w:w="100"/>
-            </w:tcMar>
-          </w:tcPr>
-          <w:p>
-            <w:pPr>
-              <w:spacing w:after="40" w:before="0"/>
-            </w:pPr>
-            <w:r>
-              <w:rPr>
-                <w:rFonts w:ascii="Times New Roman" w:cs="Times New Roman" w:eastAsia="Times New Roman" w:hAnsi="Times New Roman"/>
-                <w:sz w:val="22"/>
-                <w:szCs w:val="22"/>
-              </w:rPr>
-              <w:t xml:space="preserve">Автоматты тексеру: 8 тест + міндетті нұсқау; 13 балл. Нәтиже бетінде — кесте және талдау.</w:t>
-            </w:r>
-          </w:p>
-        </w:tc>
-        <w:tc>
-          <w:tcPr>
-            <w:tcW w:type="dxa" w:w="1738"/>
-            <w:tcMar>
-              <w:top w:type="dxa" w:w="60"/>
-              <w:left w:type="dxa" w:w="100"/>
-              <w:bottom w:type="dxa" w:w="60"/>
-              <w:right w:type="dxa" w:w="100"/>
-            </w:tcMar>
-          </w:tcPr>
-          <w:p>
-            <w:pPr>
-              <w:spacing w:after="40" w:before="0"/>
-            </w:pPr>
-            <w:r>
-              <w:rPr>
-                <w:rFonts w:ascii="Times New Roman" w:cs="Times New Roman" w:eastAsia="Times New Roman" w:hAnsi="Times New Roman"/>
-                <w:sz w:val="22"/>
-                <w:szCs w:val="22"/>
-              </w:rPr>
-              <w:t xml:space="preserve">break-continue-8.1.4.5.html</w:t>
-            </w:r>
-          </w:p>
-        </w:tc>
-      </w:tr>
-      <w:tr>
-        <w:trPr>
-          <w:cantSplit/>
-        </w:trPr>
-        <w:tc>
-          <w:tcPr>
-            <w:tcW w:type="dxa" w:w="2600"/>
-            <w:tcMar>
-              <w:top w:type="dxa" w:w="60"/>
-              <w:left w:type="dxa" w:w="100"/>
-              <w:bottom w:type="dxa" w:w="60"/>
-              <w:right w:type="dxa" w:w="100"/>
-            </w:tcMar>
-          </w:tcPr>
-          <w:p>
-            <w:pPr>
-              <w:spacing w:after="20" w:before="0"/>
-            </w:pPr>
-            <w:r>
-              <w:rPr>
-                <w:rFonts w:ascii="Times New Roman" w:cs="Times New Roman" w:eastAsia="Times New Roman" w:hAnsi="Times New Roman"/>
-                <w:b/>
-                <w:bCs/>
-                <w:sz w:val="22"/>
-                <w:szCs w:val="22"/>
-              </w:rPr>
-              <w:t xml:space="preserve">Рефлексия</w:t>
-            </w:r>
-          </w:p>
-          <w:p>
-            <w:pPr>
-              <w:spacing w:after="60" w:before="0"/>
-            </w:pPr>
-            <w:r>
-              <w:rPr>
-                <w:rFonts w:ascii="Times New Roman" w:cs="Times New Roman" w:eastAsia="Times New Roman" w:hAnsi="Times New Roman"/>
-                <w:sz w:val="22"/>
-                <w:szCs w:val="22"/>
-              </w:rPr>
-              <w:t xml:space="preserve">76–80 мин</w:t>
-            </w:r>
-          </w:p>
-        </w:tc>
-        <w:tc>
-          <w:tcPr>
-            <w:tcW w:type="dxa" w:w="5400"/>
-            <w:tcMar>
-              <w:top w:type="dxa" w:w="60"/>
-              <w:left w:type="dxa" w:w="100"/>
-              <w:bottom w:type="dxa" w:w="60"/>
-              <w:right w:type="dxa" w:w="100"/>
-            </w:tcMar>
-          </w:tcPr>
-          <w:p>
-            <w:pPr>
-              <w:spacing w:after="60" w:before="0"/>
-            </w:pPr>
-            <w:r>
-              <w:rPr>
-                <w:rFonts w:ascii="Times New Roman" w:cs="Times New Roman" w:eastAsia="Times New Roman" w:hAnsi="Times New Roman"/>
-                <w:sz w:val="22"/>
-                <w:szCs w:val="22"/>
-              </w:rPr>
-              <w:t xml:space="preserve">«Бағдаршам»: жасыл — break/continue/else-ті өзім қолдана аламын; сары — кейде қателесемін; қызыл — көмек керек. Үй тапсырмасы: шешілмеген есептер (файлда немесе дәптерде).</w:t>
+              <w:t xml:space="preserve">«Бағдаршам»: жасыл — break/continue/else-ті түсіндім; сары — кейде қателесемін; қызыл — көмек керек. Үй тапсырмасы: үлестірменің 3-тапсырмасы; веб-ресурстың теориясын оқу.</w:t>
             </w:r>
           </w:p>
         </w:tc>
@@ -2208,7 +1889,7 @@
                 <w:sz w:val="22"/>
                 <w:szCs w:val="22"/>
               </w:rPr>
-              <w:t xml:space="preserve">Есептер A → B → C деңгейлерімен; әр оқушының сандары мен тесттері әртүрлі; теорияға кез келген уақытта «📖 Теория» батырмасымен оралуға болады; жылдам орындағандарға — 11–13 есептер.</w:t>
+              <w:t xml:space="preserve">Үлестірмеде 1-тапсырма жеңілден қиынға (1–8); 3-тапсырма — жылдам орындағандарға.</w:t>
             </w:r>
           </w:p>
         </w:tc>
@@ -2232,7 +1913,1718 @@
                 <w:sz w:val="22"/>
                 <w:szCs w:val="22"/>
               </w:rPr>
-              <w:t xml:space="preserve">Үлестірме — өзара бағалау (10 балл). Веб-ресурс — автоматты бағалау (13 балл), нәтиже кестесі мұғалімге экранда көрінеді. Өзін-өзі бағалау — «бағдаршам».</w:t>
+              <w:t xml:space="preserve">Үлестірме — өзара бағалау (10 балл). Өзін-өзі бағалау — «бағдаршам».</w:t>
+            </w:r>
+          </w:p>
+        </w:tc>
+        <w:tc>
+          <w:tcPr>
+            <w:tcW w:type="dxa" w:w="5046"/>
+            <w:tcMar>
+              <w:top w:type="dxa" w:w="60"/>
+              <w:left w:type="dxa" w:w="100"/>
+              <w:bottom w:type="dxa" w:w="60"/>
+              <w:right w:type="dxa" w:w="100"/>
+            </w:tcMar>
+          </w:tcPr>
+          <w:p>
+            <w:pPr>
+              <w:spacing w:after="20" w:before="0"/>
+            </w:pPr>
+            <w:r>
+              <w:rPr>
+                <w:rFonts w:ascii="Times New Roman" w:cs="Times New Roman" w:eastAsia="Times New Roman" w:hAnsi="Times New Roman"/>
+                <w:sz w:val="22"/>
+                <w:szCs w:val="22"/>
+              </w:rPr>
+              <w:t xml:space="preserve">Сынып ережелері; жұппен жұмыс кезінде бір-бірін құрметтеу.</w:t>
+            </w:r>
+          </w:p>
+        </w:tc>
+      </w:tr>
+    </w:tbl>
+    <w:p>
+      <w:pPr>
+        <w:spacing w:after="60" w:before="160"/>
+      </w:pPr>
+      <w:r>
+        <w:rPr>
+          <w:rFonts w:ascii="Times New Roman" w:cs="Times New Roman" w:eastAsia="Times New Roman" w:hAnsi="Times New Roman"/>
+          <w:i/>
+          <w:iCs/>
+          <w:sz w:val="22"/>
+          <w:szCs w:val="22"/>
+        </w:rPr>
+        <w:t xml:space="preserve">Сабақтан кейінгі рефлексия: мақсатқа жеттік пе? Қай нұсқау (break, continue, else) ең қиын болды? Келесі сабақта нені қайталау керек?</w:t>
+      </w:r>
+    </w:p>
+    <w:p>
+      <w:r>
+        <w:br w:type="page"/>
+      </w:r>
+    </w:p>
+    <w:p>
+      <w:pPr>
+        <w:spacing w:after="120" w:before="0"/>
+        <w:jc w:val="center"/>
+      </w:pPr>
+      <w:r>
+        <w:rPr>
+          <w:rFonts w:ascii="Times New Roman" w:cs="Times New Roman" w:eastAsia="Times New Roman" w:hAnsi="Times New Roman"/>
+          <w:b/>
+          <w:bCs/>
+          <w:sz w:val="30"/>
+          <w:szCs w:val="30"/>
+        </w:rPr>
+        <w:t xml:space="preserve">Қысқа мерзімді жоспар · 2-сабақ (80 минут)</w:t>
+      </w:r>
+    </w:p>
+    <w:tbl>
+      <w:tblPr>
+        <w:tblW w:type="dxa" w:w="15138"/>
+        <w:tblBorders>
+          <w:top w:val="single" w:color="808080" w:sz="4"/>
+          <w:left w:val="single" w:color="808080" w:sz="4"/>
+          <w:bottom w:val="single" w:color="808080" w:sz="4"/>
+          <w:right w:val="single" w:color="808080" w:sz="4"/>
+          <w:insideH w:val="single" w:color="808080" w:sz="4"/>
+          <w:insideV w:val="single" w:color="808080" w:sz="4"/>
+        </w:tblBorders>
+      </w:tblPr>
+      <w:tblGrid>
+        <w:gridCol w:w="4000"/>
+        <w:gridCol w:w="11138"/>
+      </w:tblGrid>
+      <w:tr>
+        <w:trPr>
+          <w:cantSplit/>
+        </w:trPr>
+        <w:tc>
+          <w:tcPr>
+            <w:tcW w:type="dxa" w:w="4000"/>
+            <w:shd w:fill="F3F6FA" w:color="auto" w:val="clear"/>
+            <w:tcMar>
+              <w:top w:type="dxa" w:w="60"/>
+              <w:left w:type="dxa" w:w="100"/>
+              <w:bottom w:type="dxa" w:w="60"/>
+              <w:right w:type="dxa" w:w="100"/>
+            </w:tcMar>
+          </w:tcPr>
+          <w:p>
+            <w:pPr>
+              <w:spacing w:after="20" w:before="0"/>
+            </w:pPr>
+            <w:r>
+              <w:rPr>
+                <w:rFonts w:ascii="Times New Roman" w:cs="Times New Roman" w:eastAsia="Times New Roman" w:hAnsi="Times New Roman"/>
+                <w:b/>
+                <w:bCs/>
+                <w:sz w:val="22"/>
+                <w:szCs w:val="22"/>
+              </w:rPr>
+              <w:t xml:space="preserve">Бөлім</w:t>
+            </w:r>
+          </w:p>
+        </w:tc>
+        <w:tc>
+          <w:tcPr>
+            <w:tcW w:type="dxa" w:w="11138"/>
+            <w:tcMar>
+              <w:top w:type="dxa" w:w="60"/>
+              <w:left w:type="dxa" w:w="100"/>
+              <w:bottom w:type="dxa" w:w="60"/>
+              <w:right w:type="dxa" w:w="100"/>
+            </w:tcMar>
+          </w:tcPr>
+          <w:p>
+            <w:pPr>
+              <w:spacing w:after="20" w:before="0"/>
+            </w:pPr>
+            <w:r>
+              <w:rPr>
+                <w:rFonts w:ascii="Times New Roman" w:cs="Times New Roman" w:eastAsia="Times New Roman" w:hAnsi="Times New Roman"/>
+                <w:sz w:val="22"/>
+                <w:szCs w:val="22"/>
+              </w:rPr>
+              <w:t xml:space="preserve">Алгоритмдер және программалау: циклдер</w:t>
+            </w:r>
+          </w:p>
+        </w:tc>
+      </w:tr>
+      <w:tr>
+        <w:trPr>
+          <w:cantSplit/>
+        </w:trPr>
+        <w:tc>
+          <w:tcPr>
+            <w:tcW w:type="dxa" w:w="4000"/>
+            <w:shd w:fill="F3F6FA" w:color="auto" w:val="clear"/>
+            <w:tcMar>
+              <w:top w:type="dxa" w:w="60"/>
+              <w:left w:type="dxa" w:w="100"/>
+              <w:bottom w:type="dxa" w:w="60"/>
+              <w:right w:type="dxa" w:w="100"/>
+            </w:tcMar>
+          </w:tcPr>
+          <w:p>
+            <w:pPr>
+              <w:spacing w:after="20" w:before="0"/>
+            </w:pPr>
+            <w:r>
+              <w:rPr>
+                <w:rFonts w:ascii="Times New Roman" w:cs="Times New Roman" w:eastAsia="Times New Roman" w:hAnsi="Times New Roman"/>
+                <w:b/>
+                <w:bCs/>
+                <w:sz w:val="22"/>
+                <w:szCs w:val="22"/>
+              </w:rPr>
+              <w:t xml:space="preserve">Педагогтің аты-жөні</w:t>
+            </w:r>
+          </w:p>
+        </w:tc>
+        <w:tc>
+          <w:tcPr>
+            <w:tcW w:type="dxa" w:w="11138"/>
+            <w:tcMar>
+              <w:top w:type="dxa" w:w="60"/>
+              <w:left w:type="dxa" w:w="100"/>
+              <w:bottom w:type="dxa" w:w="60"/>
+              <w:right w:type="dxa" w:w="100"/>
+            </w:tcMar>
+          </w:tcPr>
+          <w:p>
+            <w:pPr>
+              <w:spacing w:after="20" w:before="0"/>
+            </w:pPr>
+          </w:p>
+        </w:tc>
+      </w:tr>
+      <w:tr>
+        <w:trPr>
+          <w:cantSplit/>
+        </w:trPr>
+        <w:tc>
+          <w:tcPr>
+            <w:tcW w:type="dxa" w:w="4000"/>
+            <w:shd w:fill="F3F6FA" w:color="auto" w:val="clear"/>
+            <w:tcMar>
+              <w:top w:type="dxa" w:w="60"/>
+              <w:left w:type="dxa" w:w="100"/>
+              <w:bottom w:type="dxa" w:w="60"/>
+              <w:right w:type="dxa" w:w="100"/>
+            </w:tcMar>
+          </w:tcPr>
+          <w:p>
+            <w:pPr>
+              <w:spacing w:after="20" w:before="0"/>
+            </w:pPr>
+            <w:r>
+              <w:rPr>
+                <w:rFonts w:ascii="Times New Roman" w:cs="Times New Roman" w:eastAsia="Times New Roman" w:hAnsi="Times New Roman"/>
+                <w:b/>
+                <w:bCs/>
+                <w:sz w:val="22"/>
+                <w:szCs w:val="22"/>
+              </w:rPr>
+              <w:t xml:space="preserve">Күні</w:t>
+            </w:r>
+          </w:p>
+        </w:tc>
+        <w:tc>
+          <w:tcPr>
+            <w:tcW w:type="dxa" w:w="11138"/>
+            <w:tcMar>
+              <w:top w:type="dxa" w:w="60"/>
+              <w:left w:type="dxa" w:w="100"/>
+              <w:bottom w:type="dxa" w:w="60"/>
+              <w:right w:type="dxa" w:w="100"/>
+            </w:tcMar>
+          </w:tcPr>
+          <w:p>
+            <w:pPr>
+              <w:spacing w:after="20" w:before="0"/>
+            </w:pPr>
+          </w:p>
+        </w:tc>
+      </w:tr>
+      <w:tr>
+        <w:trPr>
+          <w:cantSplit/>
+        </w:trPr>
+        <w:tc>
+          <w:tcPr>
+            <w:tcW w:type="dxa" w:w="4000"/>
+            <w:shd w:fill="F3F6FA" w:color="auto" w:val="clear"/>
+            <w:tcMar>
+              <w:top w:type="dxa" w:w="60"/>
+              <w:left w:type="dxa" w:w="100"/>
+              <w:bottom w:type="dxa" w:w="60"/>
+              <w:right w:type="dxa" w:w="100"/>
+            </w:tcMar>
+          </w:tcPr>
+          <w:p>
+            <w:pPr>
+              <w:spacing w:after="20" w:before="0"/>
+            </w:pPr>
+            <w:r>
+              <w:rPr>
+                <w:rFonts w:ascii="Times New Roman" w:cs="Times New Roman" w:eastAsia="Times New Roman" w:hAnsi="Times New Roman"/>
+                <w:b/>
+                <w:bCs/>
+                <w:sz w:val="22"/>
+                <w:szCs w:val="22"/>
+              </w:rPr>
+              <w:t xml:space="preserve">Сынып</w:t>
+            </w:r>
+          </w:p>
+        </w:tc>
+        <w:tc>
+          <w:tcPr>
+            <w:tcW w:type="dxa" w:w="11138"/>
+            <w:tcMar>
+              <w:top w:type="dxa" w:w="60"/>
+              <w:left w:type="dxa" w:w="100"/>
+              <w:bottom w:type="dxa" w:w="60"/>
+              <w:right w:type="dxa" w:w="100"/>
+            </w:tcMar>
+          </w:tcPr>
+          <w:p>
+            <w:pPr>
+              <w:spacing w:after="20" w:before="0"/>
+            </w:pPr>
+            <w:r>
+              <w:rPr>
+                <w:rFonts w:ascii="Times New Roman" w:cs="Times New Roman" w:eastAsia="Times New Roman" w:hAnsi="Times New Roman"/>
+                <w:sz w:val="22"/>
+                <w:szCs w:val="22"/>
+              </w:rPr>
+              <w:t xml:space="preserve">8 ___   Қатысқандар саны: ___   Қатыспағандар саны: ___</w:t>
+            </w:r>
+          </w:p>
+        </w:tc>
+      </w:tr>
+      <w:tr>
+        <w:trPr>
+          <w:cantSplit/>
+        </w:trPr>
+        <w:tc>
+          <w:tcPr>
+            <w:tcW w:type="dxa" w:w="4000"/>
+            <w:shd w:fill="F3F6FA" w:color="auto" w:val="clear"/>
+            <w:tcMar>
+              <w:top w:type="dxa" w:w="60"/>
+              <w:left w:type="dxa" w:w="100"/>
+              <w:bottom w:type="dxa" w:w="60"/>
+              <w:right w:type="dxa" w:w="100"/>
+            </w:tcMar>
+          </w:tcPr>
+          <w:p>
+            <w:pPr>
+              <w:spacing w:after="20" w:before="0"/>
+            </w:pPr>
+            <w:r>
+              <w:rPr>
+                <w:rFonts w:ascii="Times New Roman" w:cs="Times New Roman" w:eastAsia="Times New Roman" w:hAnsi="Times New Roman"/>
+                <w:b/>
+                <w:bCs/>
+                <w:sz w:val="22"/>
+                <w:szCs w:val="22"/>
+              </w:rPr>
+              <w:t xml:space="preserve">Сабақтың тақырыбы</w:t>
+            </w:r>
+          </w:p>
+        </w:tc>
+        <w:tc>
+          <w:tcPr>
+            <w:tcW w:type="dxa" w:w="11138"/>
+            <w:tcMar>
+              <w:top w:type="dxa" w:w="60"/>
+              <w:left w:type="dxa" w:w="100"/>
+              <w:bottom w:type="dxa" w:w="60"/>
+              <w:right w:type="dxa" w:w="100"/>
+            </w:tcMar>
+          </w:tcPr>
+          <w:p>
+            <w:pPr>
+              <w:spacing w:after="20" w:before="0"/>
+            </w:pPr>
+            <w:r>
+              <w:rPr>
+                <w:rFonts w:ascii="Times New Roman" w:cs="Times New Roman" w:eastAsia="Times New Roman" w:hAnsi="Times New Roman"/>
+                <w:sz w:val="22"/>
+                <w:szCs w:val="22"/>
+              </w:rPr>
+              <w:t xml:space="preserve">Циклді басқару: continue, break, else. Олимпиадалық есептер (қосарланған сабақ)</w:t>
+            </w:r>
+          </w:p>
+        </w:tc>
+      </w:tr>
+      <w:tr>
+        <w:trPr>
+          <w:cantSplit/>
+        </w:trPr>
+        <w:tc>
+          <w:tcPr>
+            <w:tcW w:type="dxa" w:w="4000"/>
+            <w:shd w:fill="F3F6FA" w:color="auto" w:val="clear"/>
+            <w:tcMar>
+              <w:top w:type="dxa" w:w="60"/>
+              <w:left w:type="dxa" w:w="100"/>
+              <w:bottom w:type="dxa" w:w="60"/>
+              <w:right w:type="dxa" w:w="100"/>
+            </w:tcMar>
+          </w:tcPr>
+          <w:p>
+            <w:pPr>
+              <w:spacing w:after="20" w:before="0"/>
+            </w:pPr>
+            <w:r>
+              <w:rPr>
+                <w:rFonts w:ascii="Times New Roman" w:cs="Times New Roman" w:eastAsia="Times New Roman" w:hAnsi="Times New Roman"/>
+                <w:b/>
+                <w:bCs/>
+                <w:sz w:val="22"/>
+                <w:szCs w:val="22"/>
+              </w:rPr>
+              <w:t xml:space="preserve">Оқу бағдарламасына сәйкес оқу мақсаты</w:t>
+            </w:r>
+          </w:p>
+        </w:tc>
+        <w:tc>
+          <w:tcPr>
+            <w:tcW w:type="dxa" w:w="11138"/>
+            <w:tcMar>
+              <w:top w:type="dxa" w:w="60"/>
+              <w:left w:type="dxa" w:w="100"/>
+              <w:bottom w:type="dxa" w:w="60"/>
+              <w:right w:type="dxa" w:w="100"/>
+            </w:tcMar>
+          </w:tcPr>
+          <w:p>
+            <w:pPr>
+              <w:spacing w:after="20" w:before="0"/>
+            </w:pPr>
+            <w:r>
+              <w:rPr>
+                <w:rFonts w:ascii="Times New Roman" w:cs="Times New Roman" w:eastAsia="Times New Roman" w:hAnsi="Times New Roman"/>
+                <w:sz w:val="22"/>
+                <w:szCs w:val="22"/>
+              </w:rPr>
+              <w:t xml:space="preserve">8.1.4.5 — циклді басқару нұсқауларын қолдану (continue, break, else)</w:t>
+            </w:r>
+          </w:p>
+        </w:tc>
+      </w:tr>
+      <w:tr>
+        <w:trPr>
+          <w:cantSplit/>
+        </w:trPr>
+        <w:tc>
+          <w:tcPr>
+            <w:tcW w:type="dxa" w:w="4000"/>
+            <w:shd w:fill="F3F6FA" w:color="auto" w:val="clear"/>
+            <w:tcMar>
+              <w:top w:type="dxa" w:w="60"/>
+              <w:left w:type="dxa" w:w="100"/>
+              <w:bottom w:type="dxa" w:w="60"/>
+              <w:right w:type="dxa" w:w="100"/>
+            </w:tcMar>
+          </w:tcPr>
+          <w:p>
+            <w:pPr>
+              <w:spacing w:after="20" w:before="0"/>
+            </w:pPr>
+            <w:r>
+              <w:rPr>
+                <w:rFonts w:ascii="Times New Roman" w:cs="Times New Roman" w:eastAsia="Times New Roman" w:hAnsi="Times New Roman"/>
+                <w:b/>
+                <w:bCs/>
+                <w:sz w:val="22"/>
+                <w:szCs w:val="22"/>
+              </w:rPr>
+              <w:t xml:space="preserve">Сабақтың мақсаты</w:t>
+            </w:r>
+          </w:p>
+        </w:tc>
+        <w:tc>
+          <w:tcPr>
+            <w:tcW w:type="dxa" w:w="11138"/>
+            <w:tcMar>
+              <w:top w:type="dxa" w:w="60"/>
+              <w:left w:type="dxa" w:w="100"/>
+              <w:bottom w:type="dxa" w:w="60"/>
+              <w:right w:type="dxa" w:w="100"/>
+            </w:tcMar>
+          </w:tcPr>
+          <w:p>
+            <w:pPr>
+              <w:spacing w:after="20" w:before="0"/>
+            </w:pPr>
+            <w:r>
+              <w:rPr>
+                <w:rFonts w:ascii="Times New Roman" w:cs="Times New Roman" w:eastAsia="Times New Roman" w:hAnsi="Times New Roman"/>
+                <w:sz w:val="22"/>
+                <w:szCs w:val="22"/>
+              </w:rPr>
+              <w:t xml:space="preserve">Барлық оқушылар: break және continue қолданып, A деңгейіндегі есептерді шешеді (1–4).</w:t>
+            </w:r>
+          </w:p>
+          <w:p>
+            <w:pPr>
+              <w:spacing w:after="20" w:before="0"/>
+            </w:pPr>
+            <w:r>
+              <w:rPr>
+                <w:rFonts w:ascii="Times New Roman" w:cs="Times New Roman" w:eastAsia="Times New Roman" w:hAnsi="Times New Roman"/>
+                <w:sz w:val="22"/>
+                <w:szCs w:val="22"/>
+              </w:rPr>
+              <w:t xml:space="preserve">Көптеген оқушылар: while True + break және for … else арқылы B деңгейіндегі есептерді шешеді (5–7).</w:t>
+            </w:r>
+          </w:p>
+          <w:p>
+            <w:pPr>
+              <w:spacing w:after="20" w:before="0"/>
+            </w:pPr>
+            <w:r>
+              <w:rPr>
+                <w:rFonts w:ascii="Times New Roman" w:cs="Times New Roman" w:eastAsia="Times New Roman" w:hAnsi="Times New Roman"/>
+                <w:sz w:val="22"/>
+                <w:szCs w:val="22"/>
+              </w:rPr>
+              <w:t xml:space="preserve">Кейбір оқушылар: ішкі циклдар мен while … else бар C деңгейіндегі есептерді шешеді (8–13).</w:t>
+            </w:r>
+          </w:p>
+        </w:tc>
+      </w:tr>
+      <w:tr>
+        <w:trPr>
+          <w:cantSplit/>
+        </w:trPr>
+        <w:tc>
+          <w:tcPr>
+            <w:tcW w:type="dxa" w:w="4000"/>
+            <w:shd w:fill="F3F6FA" w:color="auto" w:val="clear"/>
+            <w:tcMar>
+              <w:top w:type="dxa" w:w="60"/>
+              <w:left w:type="dxa" w:w="100"/>
+              <w:bottom w:type="dxa" w:w="60"/>
+              <w:right w:type="dxa" w:w="100"/>
+            </w:tcMar>
+          </w:tcPr>
+          <w:p>
+            <w:pPr>
+              <w:spacing w:after="20" w:before="0"/>
+            </w:pPr>
+            <w:r>
+              <w:rPr>
+                <w:rFonts w:ascii="Times New Roman" w:cs="Times New Roman" w:eastAsia="Times New Roman" w:hAnsi="Times New Roman"/>
+                <w:b/>
+                <w:bCs/>
+                <w:sz w:val="22"/>
+                <w:szCs w:val="22"/>
+              </w:rPr>
+              <w:t xml:space="preserve">Бағалау критерийлері</w:t>
+            </w:r>
+          </w:p>
+        </w:tc>
+        <w:tc>
+          <w:tcPr>
+            <w:tcW w:type="dxa" w:w="11138"/>
+            <w:tcMar>
+              <w:top w:type="dxa" w:w="60"/>
+              <w:left w:type="dxa" w:w="100"/>
+              <w:bottom w:type="dxa" w:w="60"/>
+              <w:right w:type="dxa" w:w="100"/>
+            </w:tcMar>
+          </w:tcPr>
+          <w:p>
+            <w:pPr>
+              <w:spacing w:after="20" w:before="0"/>
+            </w:pPr>
+            <w:r>
+              <w:rPr>
+                <w:rFonts w:ascii="Times New Roman" w:cs="Times New Roman" w:eastAsia="Times New Roman" w:hAnsi="Times New Roman"/>
+                <w:sz w:val="22"/>
+                <w:szCs w:val="22"/>
+              </w:rPr>
+              <w:t xml:space="preserve">— break арқылы циклды шарт орындалғанда тоқтатады;</w:t>
+            </w:r>
+          </w:p>
+          <w:p>
+            <w:pPr>
+              <w:spacing w:after="20" w:before="0"/>
+            </w:pPr>
+            <w:r>
+              <w:rPr>
+                <w:rFonts w:ascii="Times New Roman" w:cs="Times New Roman" w:eastAsia="Times New Roman" w:hAnsi="Times New Roman"/>
+                <w:sz w:val="22"/>
+                <w:szCs w:val="22"/>
+              </w:rPr>
+              <w:t xml:space="preserve">— continue арқылы қажетсіз қадамды өткізеді;</w:t>
+            </w:r>
+          </w:p>
+          <w:p>
+            <w:pPr>
+              <w:spacing w:after="20" w:before="0"/>
+            </w:pPr>
+            <w:r>
+              <w:rPr>
+                <w:rFonts w:ascii="Times New Roman" w:cs="Times New Roman" w:eastAsia="Times New Roman" w:hAnsi="Times New Roman"/>
+                <w:sz w:val="22"/>
+                <w:szCs w:val="22"/>
+              </w:rPr>
+              <w:t xml:space="preserve">— циклдың else бөлігін «табылмады» жағдайы үшін дұрыс қолданады;</w:t>
+            </w:r>
+          </w:p>
+          <w:p>
+            <w:pPr>
+              <w:spacing w:after="20" w:before="0"/>
+            </w:pPr>
+            <w:r>
+              <w:rPr>
+                <w:rFonts w:ascii="Times New Roman" w:cs="Times New Roman" w:eastAsia="Times New Roman" w:hAnsi="Times New Roman"/>
+                <w:sz w:val="22"/>
+                <w:szCs w:val="22"/>
+              </w:rPr>
+              <w:t xml:space="preserve">— программаның нәтижесін алдын ала анықтайды.</w:t>
+            </w:r>
+          </w:p>
+        </w:tc>
+      </w:tr>
+      <w:tr>
+        <w:trPr>
+          <w:cantSplit/>
+        </w:trPr>
+        <w:tc>
+          <w:tcPr>
+            <w:tcW w:type="dxa" w:w="4000"/>
+            <w:shd w:fill="F3F6FA" w:color="auto" w:val="clear"/>
+            <w:tcMar>
+              <w:top w:type="dxa" w:w="60"/>
+              <w:left w:type="dxa" w:w="100"/>
+              <w:bottom w:type="dxa" w:w="60"/>
+              <w:right w:type="dxa" w:w="100"/>
+            </w:tcMar>
+          </w:tcPr>
+          <w:p>
+            <w:pPr>
+              <w:spacing w:after="20" w:before="0"/>
+            </w:pPr>
+            <w:r>
+              <w:rPr>
+                <w:rFonts w:ascii="Times New Roman" w:cs="Times New Roman" w:eastAsia="Times New Roman" w:hAnsi="Times New Roman"/>
+                <w:b/>
+                <w:bCs/>
+                <w:sz w:val="22"/>
+                <w:szCs w:val="22"/>
+              </w:rPr>
+              <w:t xml:space="preserve">Тілдік мақсаттар</w:t>
+            </w:r>
+          </w:p>
+        </w:tc>
+        <w:tc>
+          <w:tcPr>
+            <w:tcW w:type="dxa" w:w="11138"/>
+            <w:tcMar>
+              <w:top w:type="dxa" w:w="60"/>
+              <w:left w:type="dxa" w:w="100"/>
+              <w:bottom w:type="dxa" w:w="60"/>
+              <w:right w:type="dxa" w:w="100"/>
+            </w:tcMar>
+          </w:tcPr>
+          <w:p>
+            <w:pPr>
+              <w:spacing w:after="20" w:before="0"/>
+            </w:pPr>
+            <w:r>
+              <w:rPr>
+                <w:rFonts w:ascii="Times New Roman" w:cs="Times New Roman" w:eastAsia="Times New Roman" w:hAnsi="Times New Roman"/>
+                <w:sz w:val="22"/>
+                <w:szCs w:val="22"/>
+              </w:rPr>
+              <w:t xml:space="preserve">Терминдер: цикл, шарт, тоқтату (break), өткізу (continue), шексіз цикл, жалауша, ақиқат (True), жалған (False).</w:t>
+            </w:r>
+          </w:p>
+        </w:tc>
+      </w:tr>
+      <w:tr>
+        <w:trPr>
+          <w:cantSplit/>
+        </w:trPr>
+        <w:tc>
+          <w:tcPr>
+            <w:tcW w:type="dxa" w:w="4000"/>
+            <w:shd w:fill="F3F6FA" w:color="auto" w:val="clear"/>
+            <w:tcMar>
+              <w:top w:type="dxa" w:w="60"/>
+              <w:left w:type="dxa" w:w="100"/>
+              <w:bottom w:type="dxa" w:w="60"/>
+              <w:right w:type="dxa" w:w="100"/>
+            </w:tcMar>
+          </w:tcPr>
+          <w:p>
+            <w:pPr>
+              <w:spacing w:after="20" w:before="0"/>
+            </w:pPr>
+            <w:r>
+              <w:rPr>
+                <w:rFonts w:ascii="Times New Roman" w:cs="Times New Roman" w:eastAsia="Times New Roman" w:hAnsi="Times New Roman"/>
+                <w:b/>
+                <w:bCs/>
+                <w:sz w:val="22"/>
+                <w:szCs w:val="22"/>
+              </w:rPr>
+              <w:t xml:space="preserve">Құндылықтарды дарыту</w:t>
+            </w:r>
+          </w:p>
+        </w:tc>
+        <w:tc>
+          <w:tcPr>
+            <w:tcW w:type="dxa" w:w="11138"/>
+            <w:tcMar>
+              <w:top w:type="dxa" w:w="60"/>
+              <w:left w:type="dxa" w:w="100"/>
+              <w:bottom w:type="dxa" w:w="60"/>
+              <w:right w:type="dxa" w:w="100"/>
+            </w:tcMar>
+          </w:tcPr>
+          <w:p>
+            <w:pPr>
+              <w:spacing w:after="20" w:before="0"/>
+            </w:pPr>
+            <w:r>
+              <w:rPr>
+                <w:rFonts w:ascii="Times New Roman" w:cs="Times New Roman" w:eastAsia="Times New Roman" w:hAnsi="Times New Roman"/>
+                <w:sz w:val="22"/>
+                <w:szCs w:val="22"/>
+              </w:rPr>
+              <w:t xml:space="preserve">Академиялық адалдық, жауапкершілік, бірлесіп жұмыс істеу.</w:t>
+            </w:r>
+          </w:p>
+        </w:tc>
+      </w:tr>
+      <w:tr>
+        <w:trPr>
+          <w:cantSplit/>
+        </w:trPr>
+        <w:tc>
+          <w:tcPr>
+            <w:tcW w:type="dxa" w:w="4000"/>
+            <w:shd w:fill="F3F6FA" w:color="auto" w:val="clear"/>
+            <w:tcMar>
+              <w:top w:type="dxa" w:w="60"/>
+              <w:left w:type="dxa" w:w="100"/>
+              <w:bottom w:type="dxa" w:w="60"/>
+              <w:right w:type="dxa" w:w="100"/>
+            </w:tcMar>
+          </w:tcPr>
+          <w:p>
+            <w:pPr>
+              <w:spacing w:after="20" w:before="0"/>
+            </w:pPr>
+            <w:r>
+              <w:rPr>
+                <w:rFonts w:ascii="Times New Roman" w:cs="Times New Roman" w:eastAsia="Times New Roman" w:hAnsi="Times New Roman"/>
+                <w:b/>
+                <w:bCs/>
+                <w:sz w:val="22"/>
+                <w:szCs w:val="22"/>
+              </w:rPr>
+              <w:t xml:space="preserve">Пәнаралық байланыс</w:t>
+            </w:r>
+          </w:p>
+        </w:tc>
+        <w:tc>
+          <w:tcPr>
+            <w:tcW w:type="dxa" w:w="11138"/>
+            <w:tcMar>
+              <w:top w:type="dxa" w:w="60"/>
+              <w:left w:type="dxa" w:w="100"/>
+              <w:bottom w:type="dxa" w:w="60"/>
+              <w:right w:type="dxa" w:w="100"/>
+            </w:tcMar>
+          </w:tcPr>
+          <w:p>
+            <w:pPr>
+              <w:spacing w:after="20" w:before="0"/>
+            </w:pPr>
+            <w:r>
+              <w:rPr>
+                <w:rFonts w:ascii="Times New Roman" w:cs="Times New Roman" w:eastAsia="Times New Roman" w:hAnsi="Times New Roman"/>
+                <w:sz w:val="22"/>
+                <w:szCs w:val="22"/>
+              </w:rPr>
+              <w:t xml:space="preserve">Математика: жай сандар, бөлгіштер, пайыздар.</w:t>
+            </w:r>
+          </w:p>
+        </w:tc>
+      </w:tr>
+      <w:tr>
+        <w:trPr>
+          <w:cantSplit/>
+        </w:trPr>
+        <w:tc>
+          <w:tcPr>
+            <w:tcW w:type="dxa" w:w="4000"/>
+            <w:shd w:fill="F3F6FA" w:color="auto" w:val="clear"/>
+            <w:tcMar>
+              <w:top w:type="dxa" w:w="60"/>
+              <w:left w:type="dxa" w:w="100"/>
+              <w:bottom w:type="dxa" w:w="60"/>
+              <w:right w:type="dxa" w:w="100"/>
+            </w:tcMar>
+          </w:tcPr>
+          <w:p>
+            <w:pPr>
+              <w:spacing w:after="20" w:before="0"/>
+            </w:pPr>
+            <w:r>
+              <w:rPr>
+                <w:rFonts w:ascii="Times New Roman" w:cs="Times New Roman" w:eastAsia="Times New Roman" w:hAnsi="Times New Roman"/>
+                <w:b/>
+                <w:bCs/>
+                <w:sz w:val="22"/>
+                <w:szCs w:val="22"/>
+              </w:rPr>
+              <w:t xml:space="preserve">Алдыңғы оқу</w:t>
+            </w:r>
+          </w:p>
+        </w:tc>
+        <w:tc>
+          <w:tcPr>
+            <w:tcW w:type="dxa" w:w="11138"/>
+            <w:tcMar>
+              <w:top w:type="dxa" w:w="60"/>
+              <w:left w:type="dxa" w:w="100"/>
+              <w:bottom w:type="dxa" w:w="60"/>
+              <w:right w:type="dxa" w:w="100"/>
+            </w:tcMar>
+          </w:tcPr>
+          <w:p>
+            <w:pPr>
+              <w:spacing w:after="20" w:before="0"/>
+            </w:pPr>
+            <w:r>
+              <w:rPr>
+                <w:rFonts w:ascii="Times New Roman" w:cs="Times New Roman" w:eastAsia="Times New Roman" w:hAnsi="Times New Roman"/>
+                <w:sz w:val="22"/>
+                <w:szCs w:val="22"/>
+              </w:rPr>
+              <w:t xml:space="preserve">1-сабақ: break, continue, else, while True (теория және үлестірме).</w:t>
+            </w:r>
+          </w:p>
+        </w:tc>
+      </w:tr>
+    </w:tbl>
+    <w:p>
+      <w:pPr>
+        <w:spacing w:after="80" w:before="200"/>
+        <w:jc w:val="center"/>
+      </w:pPr>
+      <w:r>
+        <w:rPr>
+          <w:rFonts w:ascii="Times New Roman" w:cs="Times New Roman" w:eastAsia="Times New Roman" w:hAnsi="Times New Roman"/>
+          <w:b/>
+          <w:bCs/>
+          <w:sz w:val="26"/>
+          <w:szCs w:val="26"/>
+        </w:rPr>
+        <w:t xml:space="preserve">Сабақтың барысы</w:t>
+      </w:r>
+    </w:p>
+    <w:tbl>
+      <w:tblPr>
+        <w:tblW w:type="dxa" w:w="15138"/>
+        <w:tblBorders>
+          <w:top w:val="single" w:color="808080" w:sz="4"/>
+          <w:left w:val="single" w:color="808080" w:sz="4"/>
+          <w:bottom w:val="single" w:color="808080" w:sz="4"/>
+          <w:right w:val="single" w:color="808080" w:sz="4"/>
+          <w:insideH w:val="single" w:color="808080" w:sz="4"/>
+          <w:insideV w:val="single" w:color="808080" w:sz="4"/>
+        </w:tblBorders>
+      </w:tblPr>
+      <w:tblGrid>
+        <w:gridCol w:w="2600"/>
+        <w:gridCol w:w="5400"/>
+        <w:gridCol w:w="2900"/>
+        <w:gridCol w:w="2500"/>
+        <w:gridCol w:w="1738"/>
+      </w:tblGrid>
+      <w:tr>
+        <w:trPr>
+          <w:tblHeader/>
+        </w:trPr>
+        <w:tc>
+          <w:tcPr>
+            <w:tcW w:type="dxa" w:w="2600"/>
+            <w:shd w:fill="E8EEF7" w:color="auto" w:val="clear"/>
+            <w:tcMar>
+              <w:top w:type="dxa" w:w="60"/>
+              <w:left w:type="dxa" w:w="100"/>
+              <w:bottom w:type="dxa" w:w="60"/>
+              <w:right w:type="dxa" w:w="100"/>
+            </w:tcMar>
+          </w:tcPr>
+          <w:p>
+            <w:pPr>
+              <w:spacing w:after="20" w:before="0"/>
+            </w:pPr>
+            <w:r>
+              <w:rPr>
+                <w:rFonts w:ascii="Times New Roman" w:cs="Times New Roman" w:eastAsia="Times New Roman" w:hAnsi="Times New Roman"/>
+                <w:b/>
+                <w:bCs/>
+                <w:sz w:val="22"/>
+                <w:szCs w:val="22"/>
+              </w:rPr>
+              <w:t xml:space="preserve">Сабақ кезеңі / уақыты</w:t>
+            </w:r>
+          </w:p>
+        </w:tc>
+        <w:tc>
+          <w:tcPr>
+            <w:tcW w:type="dxa" w:w="5400"/>
+            <w:shd w:fill="E8EEF7" w:color="auto" w:val="clear"/>
+            <w:tcMar>
+              <w:top w:type="dxa" w:w="60"/>
+              <w:left w:type="dxa" w:w="100"/>
+              <w:bottom w:type="dxa" w:w="60"/>
+              <w:right w:type="dxa" w:w="100"/>
+            </w:tcMar>
+          </w:tcPr>
+          <w:p>
+            <w:pPr>
+              <w:spacing w:after="20" w:before="0"/>
+            </w:pPr>
+            <w:r>
+              <w:rPr>
+                <w:rFonts w:ascii="Times New Roman" w:cs="Times New Roman" w:eastAsia="Times New Roman" w:hAnsi="Times New Roman"/>
+                <w:b/>
+                <w:bCs/>
+                <w:sz w:val="22"/>
+                <w:szCs w:val="22"/>
+              </w:rPr>
+              <w:t xml:space="preserve">Педагогтің әрекеті</w:t>
+            </w:r>
+          </w:p>
+        </w:tc>
+        <w:tc>
+          <w:tcPr>
+            <w:tcW w:type="dxa" w:w="2900"/>
+            <w:shd w:fill="E8EEF7" w:color="auto" w:val="clear"/>
+            <w:tcMar>
+              <w:top w:type="dxa" w:w="60"/>
+              <w:left w:type="dxa" w:w="100"/>
+              <w:bottom w:type="dxa" w:w="60"/>
+              <w:right w:type="dxa" w:w="100"/>
+            </w:tcMar>
+          </w:tcPr>
+          <w:p>
+            <w:pPr>
+              <w:spacing w:after="20" w:before="0"/>
+            </w:pPr>
+            <w:r>
+              <w:rPr>
+                <w:rFonts w:ascii="Times New Roman" w:cs="Times New Roman" w:eastAsia="Times New Roman" w:hAnsi="Times New Roman"/>
+                <w:b/>
+                <w:bCs/>
+                <w:sz w:val="22"/>
+                <w:szCs w:val="22"/>
+              </w:rPr>
+              <w:t xml:space="preserve">Оқушылардың әрекеті</w:t>
+            </w:r>
+          </w:p>
+        </w:tc>
+        <w:tc>
+          <w:tcPr>
+            <w:tcW w:type="dxa" w:w="2500"/>
+            <w:shd w:fill="E8EEF7" w:color="auto" w:val="clear"/>
+            <w:tcMar>
+              <w:top w:type="dxa" w:w="60"/>
+              <w:left w:type="dxa" w:w="100"/>
+              <w:bottom w:type="dxa" w:w="60"/>
+              <w:right w:type="dxa" w:w="100"/>
+            </w:tcMar>
+          </w:tcPr>
+          <w:p>
+            <w:pPr>
+              <w:spacing w:after="20" w:before="0"/>
+            </w:pPr>
+            <w:r>
+              <w:rPr>
+                <w:rFonts w:ascii="Times New Roman" w:cs="Times New Roman" w:eastAsia="Times New Roman" w:hAnsi="Times New Roman"/>
+                <w:b/>
+                <w:bCs/>
+                <w:sz w:val="22"/>
+                <w:szCs w:val="22"/>
+              </w:rPr>
+              <w:t xml:space="preserve">Бағалау</w:t>
+            </w:r>
+          </w:p>
+        </w:tc>
+        <w:tc>
+          <w:tcPr>
+            <w:tcW w:type="dxa" w:w="1738"/>
+            <w:shd w:fill="E8EEF7" w:color="auto" w:val="clear"/>
+            <w:tcMar>
+              <w:top w:type="dxa" w:w="60"/>
+              <w:left w:type="dxa" w:w="100"/>
+              <w:bottom w:type="dxa" w:w="60"/>
+              <w:right w:type="dxa" w:w="100"/>
+            </w:tcMar>
+          </w:tcPr>
+          <w:p>
+            <w:pPr>
+              <w:spacing w:after="20" w:before="0"/>
+            </w:pPr>
+            <w:r>
+              <w:rPr>
+                <w:rFonts w:ascii="Times New Roman" w:cs="Times New Roman" w:eastAsia="Times New Roman" w:hAnsi="Times New Roman"/>
+                <w:b/>
+                <w:bCs/>
+                <w:sz w:val="22"/>
+                <w:szCs w:val="22"/>
+              </w:rPr>
+              <w:t xml:space="preserve">Ресурстар</w:t>
+            </w:r>
+          </w:p>
+        </w:tc>
+      </w:tr>
+      <w:tr>
+        <w:trPr>
+          <w:cantSplit/>
+        </w:trPr>
+        <w:tc>
+          <w:tcPr>
+            <w:tcW w:type="dxa" w:w="2600"/>
+            <w:tcMar>
+              <w:top w:type="dxa" w:w="60"/>
+              <w:left w:type="dxa" w:w="100"/>
+              <w:bottom w:type="dxa" w:w="60"/>
+              <w:right w:type="dxa" w:w="100"/>
+            </w:tcMar>
+          </w:tcPr>
+          <w:p>
+            <w:pPr>
+              <w:spacing w:after="20" w:before="0"/>
+            </w:pPr>
+            <w:r>
+              <w:rPr>
+                <w:rFonts w:ascii="Times New Roman" w:cs="Times New Roman" w:eastAsia="Times New Roman" w:hAnsi="Times New Roman"/>
+                <w:b/>
+                <w:bCs/>
+                <w:sz w:val="22"/>
+                <w:szCs w:val="22"/>
+              </w:rPr>
+              <w:t xml:space="preserve">Ұйымдастыру, еске түсіру</w:t>
+            </w:r>
+          </w:p>
+          <w:p>
+            <w:pPr>
+              <w:spacing w:after="60" w:before="0"/>
+            </w:pPr>
+            <w:r>
+              <w:rPr>
+                <w:rFonts w:ascii="Times New Roman" w:cs="Times New Roman" w:eastAsia="Times New Roman" w:hAnsi="Times New Roman"/>
+                <w:sz w:val="22"/>
+                <w:szCs w:val="22"/>
+              </w:rPr>
+              <w:t xml:space="preserve">0–3 мин</w:t>
+            </w:r>
+          </w:p>
+        </w:tc>
+        <w:tc>
+          <w:tcPr>
+            <w:tcW w:type="dxa" w:w="5400"/>
+            <w:tcMar>
+              <w:top w:type="dxa" w:w="60"/>
+              <w:left w:type="dxa" w:w="100"/>
+              <w:bottom w:type="dxa" w:w="60"/>
+              <w:right w:type="dxa" w:w="100"/>
+            </w:tcMar>
+          </w:tcPr>
+          <w:p>
+            <w:pPr>
+              <w:spacing w:after="60" w:before="0"/>
+            </w:pPr>
+            <w:r>
+              <w:rPr>
+                <w:rFonts w:ascii="Times New Roman" w:cs="Times New Roman" w:eastAsia="Times New Roman" w:hAnsi="Times New Roman"/>
+                <w:sz w:val="22"/>
+                <w:szCs w:val="22"/>
+              </w:rPr>
+              <w:t xml:space="preserve">Сәлемдесу. Өткен сабақты қысқаша еске түсіреді: break, continue, else не істейді; жиі қателер.</w:t>
+            </w:r>
+          </w:p>
+        </w:tc>
+        <w:tc>
+          <w:tcPr>
+            <w:tcW w:type="dxa" w:w="2900"/>
+            <w:tcMar>
+              <w:top w:type="dxa" w:w="60"/>
+              <w:left w:type="dxa" w:w="100"/>
+              <w:bottom w:type="dxa" w:w="60"/>
+              <w:right w:type="dxa" w:w="100"/>
+            </w:tcMar>
+          </w:tcPr>
+          <w:p>
+            <w:pPr>
+              <w:spacing w:after="40" w:before="0"/>
+            </w:pPr>
+            <w:r>
+              <w:rPr>
+                <w:rFonts w:ascii="Times New Roman" w:cs="Times New Roman" w:eastAsia="Times New Roman" w:hAnsi="Times New Roman"/>
+                <w:sz w:val="22"/>
+                <w:szCs w:val="22"/>
+              </w:rPr>
+              <w:t xml:space="preserve">Ауызша жауап береді.</w:t>
+            </w:r>
+          </w:p>
+        </w:tc>
+        <w:tc>
+          <w:tcPr>
+            <w:tcW w:type="dxa" w:w="2500"/>
+            <w:tcMar>
+              <w:top w:type="dxa" w:w="60"/>
+              <w:left w:type="dxa" w:w="100"/>
+              <w:bottom w:type="dxa" w:w="60"/>
+              <w:right w:type="dxa" w:w="100"/>
+            </w:tcMar>
+          </w:tcPr>
+          <w:p>
+            <w:pPr>
+              <w:spacing w:after="40" w:before="0"/>
+            </w:pPr>
+            <w:r>
+              <w:rPr>
+                <w:rFonts w:ascii="Times New Roman" w:cs="Times New Roman" w:eastAsia="Times New Roman" w:hAnsi="Times New Roman"/>
+                <w:sz w:val="22"/>
+                <w:szCs w:val="22"/>
+              </w:rPr>
+              <w:t xml:space="preserve">Ауызша кері байланыс</w:t>
+            </w:r>
+          </w:p>
+        </w:tc>
+        <w:tc>
+          <w:tcPr>
+            <w:tcW w:type="dxa" w:w="1738"/>
+            <w:tcMar>
+              <w:top w:type="dxa" w:w="60"/>
+              <w:left w:type="dxa" w:w="100"/>
+              <w:bottom w:type="dxa" w:w="60"/>
+              <w:right w:type="dxa" w:w="100"/>
+            </w:tcMar>
+          </w:tcPr>
+          <w:p>
+            <w:pPr>
+              <w:spacing w:after="40" w:before="0"/>
+            </w:pPr>
+            <w:r>
+              <w:rPr>
+                <w:rFonts w:ascii="Times New Roman" w:cs="Times New Roman" w:eastAsia="Times New Roman" w:hAnsi="Times New Roman"/>
+                <w:sz w:val="22"/>
+                <w:szCs w:val="22"/>
+              </w:rPr>
+              <w:t xml:space="preserve">Слайд 11</w:t>
+            </w:r>
+          </w:p>
+        </w:tc>
+      </w:tr>
+      <w:tr>
+        <w:trPr>
+          <w:cantSplit/>
+        </w:trPr>
+        <w:tc>
+          <w:tcPr>
+            <w:tcW w:type="dxa" w:w="2600"/>
+            <w:tcMar>
+              <w:top w:type="dxa" w:w="60"/>
+              <w:left w:type="dxa" w:w="100"/>
+              <w:bottom w:type="dxa" w:w="60"/>
+              <w:right w:type="dxa" w:w="100"/>
+            </w:tcMar>
+          </w:tcPr>
+          <w:p>
+            <w:pPr>
+              <w:spacing w:after="20" w:before="0"/>
+            </w:pPr>
+            <w:r>
+              <w:rPr>
+                <w:rFonts w:ascii="Times New Roman" w:cs="Times New Roman" w:eastAsia="Times New Roman" w:hAnsi="Times New Roman"/>
+                <w:b/>
+                <w:bCs/>
+                <w:sz w:val="22"/>
+                <w:szCs w:val="22"/>
+              </w:rPr>
+              <w:t xml:space="preserve">Нұсқаулық</w:t>
+            </w:r>
+          </w:p>
+          <w:p>
+            <w:pPr>
+              <w:spacing w:after="60" w:before="0"/>
+            </w:pPr>
+            <w:r>
+              <w:rPr>
+                <w:rFonts w:ascii="Times New Roman" w:cs="Times New Roman" w:eastAsia="Times New Roman" w:hAnsi="Times New Roman"/>
+                <w:sz w:val="22"/>
+                <w:szCs w:val="22"/>
+              </w:rPr>
+              <w:t xml:space="preserve">3–6 мин</w:t>
+            </w:r>
+          </w:p>
+        </w:tc>
+        <w:tc>
+          <w:tcPr>
+            <w:tcW w:type="dxa" w:w="5400"/>
+            <w:tcMar>
+              <w:top w:type="dxa" w:w="60"/>
+              <w:left w:type="dxa" w:w="100"/>
+              <w:bottom w:type="dxa" w:w="60"/>
+              <w:right w:type="dxa" w:w="100"/>
+            </w:tcMar>
+          </w:tcPr>
+          <w:p>
+            <w:pPr>
+              <w:spacing w:after="60" w:before="0"/>
+            </w:pPr>
+            <w:r>
+              <w:rPr>
+                <w:rFonts w:ascii="Times New Roman" w:cs="Times New Roman" w:eastAsia="Times New Roman" w:hAnsi="Times New Roman"/>
+                <w:sz w:val="22"/>
+                <w:szCs w:val="22"/>
+              </w:rPr>
+              <w:t xml:space="preserve">break-continue-8.1.4.5.html файлын ашуды сұрайды: сыныбын, содан кейін аты-жөнін тізімнен таңдау → теория (қажет болса) → «Есептерге өту». Ережелер: шарттағы нұсқаулар (break, continue, else) міндетті; тілді жүйелік пернелермен ауыстырмау («⌨ Латиница» режимі); толық экраннан шықпау (2 ескерту, 3-інде жұмыс аяқталады).</w:t>
+            </w:r>
+          </w:p>
+        </w:tc>
+        <w:tc>
+          <w:tcPr>
+            <w:tcW w:type="dxa" w:w="2900"/>
+            <w:tcMar>
+              <w:top w:type="dxa" w:w="60"/>
+              <w:left w:type="dxa" w:w="100"/>
+              <w:bottom w:type="dxa" w:w="60"/>
+              <w:right w:type="dxa" w:w="100"/>
+            </w:tcMar>
+          </w:tcPr>
+          <w:p>
+            <w:pPr>
+              <w:spacing w:after="40" w:before="0"/>
+            </w:pPr>
+            <w:r>
+              <w:rPr>
+                <w:rFonts w:ascii="Times New Roman" w:cs="Times New Roman" w:eastAsia="Times New Roman" w:hAnsi="Times New Roman"/>
+                <w:sz w:val="22"/>
+                <w:szCs w:val="22"/>
+              </w:rPr>
+              <w:t xml:space="preserve">Файлды ашады, сыныбы мен аты-жөнін таңдайды.</w:t>
+            </w:r>
+          </w:p>
+        </w:tc>
+        <w:tc>
+          <w:tcPr>
+            <w:tcW w:type="dxa" w:w="2500"/>
+            <w:tcMar>
+              <w:top w:type="dxa" w:w="60"/>
+              <w:left w:type="dxa" w:w="100"/>
+              <w:bottom w:type="dxa" w:w="60"/>
+              <w:right w:type="dxa" w:w="100"/>
+            </w:tcMar>
+          </w:tcPr>
+          <w:p>
+            <w:pPr>
+              <w:spacing w:after="40" w:before="0"/>
+            </w:pPr>
+            <w:r>
+              <w:rPr>
+                <w:rFonts w:ascii="Times New Roman" w:cs="Times New Roman" w:eastAsia="Times New Roman" w:hAnsi="Times New Roman"/>
+                <w:sz w:val="22"/>
+                <w:szCs w:val="22"/>
+              </w:rPr>
+              <w:t xml:space="preserve">—</w:t>
+            </w:r>
+          </w:p>
+        </w:tc>
+        <w:tc>
+          <w:tcPr>
+            <w:tcW w:type="dxa" w:w="1738"/>
+            <w:tcMar>
+              <w:top w:type="dxa" w:w="60"/>
+              <w:left w:type="dxa" w:w="100"/>
+              <w:bottom w:type="dxa" w:w="60"/>
+              <w:right w:type="dxa" w:w="100"/>
+            </w:tcMar>
+          </w:tcPr>
+          <w:p>
+            <w:pPr>
+              <w:spacing w:after="40" w:before="0"/>
+            </w:pPr>
+            <w:r>
+              <w:rPr>
+                <w:rFonts w:ascii="Times New Roman" w:cs="Times New Roman" w:eastAsia="Times New Roman" w:hAnsi="Times New Roman"/>
+                <w:sz w:val="22"/>
+                <w:szCs w:val="22"/>
+              </w:rPr>
+              <w:t xml:space="preserve">Слайд 13–14</w:t>
+            </w:r>
+          </w:p>
+        </w:tc>
+      </w:tr>
+      <w:tr>
+        <w:trPr>
+          <w:cantSplit/>
+        </w:trPr>
+        <w:tc>
+          <w:tcPr>
+            <w:tcW w:type="dxa" w:w="2600"/>
+            <w:tcMar>
+              <w:top w:type="dxa" w:w="60"/>
+              <w:left w:type="dxa" w:w="100"/>
+              <w:bottom w:type="dxa" w:w="60"/>
+              <w:right w:type="dxa" w:w="100"/>
+            </w:tcMar>
+          </w:tcPr>
+          <w:p>
+            <w:pPr>
+              <w:spacing w:after="20" w:before="0"/>
+            </w:pPr>
+            <w:r>
+              <w:rPr>
+                <w:rFonts w:ascii="Times New Roman" w:cs="Times New Roman" w:eastAsia="Times New Roman" w:hAnsi="Times New Roman"/>
+                <w:b/>
+                <w:bCs/>
+                <w:sz w:val="22"/>
+                <w:szCs w:val="22"/>
+              </w:rPr>
+              <w:t xml:space="preserve">Формативтік жұмыс</w:t>
+            </w:r>
+          </w:p>
+          <w:p>
+            <w:pPr>
+              <w:spacing w:after="60" w:before="0"/>
+            </w:pPr>
+            <w:r>
+              <w:rPr>
+                <w:rFonts w:ascii="Times New Roman" w:cs="Times New Roman" w:eastAsia="Times New Roman" w:hAnsi="Times New Roman"/>
+                <w:sz w:val="22"/>
+                <w:szCs w:val="22"/>
+              </w:rPr>
+              <w:t xml:space="preserve">6–76 мин</w:t>
+            </w:r>
+          </w:p>
+        </w:tc>
+        <w:tc>
+          <w:tcPr>
+            <w:tcW w:type="dxa" w:w="5400"/>
+            <w:tcMar>
+              <w:top w:type="dxa" w:w="60"/>
+              <w:left w:type="dxa" w:w="100"/>
+              <w:bottom w:type="dxa" w:w="60"/>
+              <w:right w:type="dxa" w:w="100"/>
+            </w:tcMar>
+          </w:tcPr>
+          <w:p>
+            <w:pPr>
+              <w:spacing w:after="60" w:before="0"/>
+            </w:pPr>
+            <w:r>
+              <w:rPr>
+                <w:rFonts w:ascii="Times New Roman" w:cs="Times New Roman" w:eastAsia="Times New Roman" w:hAnsi="Times New Roman"/>
+                <w:sz w:val="22"/>
+                <w:szCs w:val="22"/>
+              </w:rPr>
+              <w:t xml:space="preserve">Жұмысты бақылайды, қиналғандарға бағыттаушы сұрақ қояды (жауапты айтпайды). 13 олимпиадалық есеп: A (1–4), B (5–7), C (8–13). Әр есеп 8 тестте тексеріледі, 1 балл. Теорияға «📖 Теория» батырмасымен кез келген уақытта оралуға болады.</w:t>
+            </w:r>
+          </w:p>
+          <w:p>
+            <w:pPr>
+              <w:spacing w:after="60" w:before="0"/>
+            </w:pPr>
+            <w:r>
+              <w:rPr>
+                <w:rFonts w:ascii="Times New Roman" w:cs="Times New Roman" w:eastAsia="Times New Roman" w:hAnsi="Times New Roman"/>
+                <w:sz w:val="22"/>
+                <w:szCs w:val="22"/>
+              </w:rPr>
+              <w:t xml:space="preserve">Файлдағы таймер — 80 минут (WORK_MIN): 76-минутта оқушылар «Жұмысты аяқтау» батырмасын басады.</w:t>
+            </w:r>
+          </w:p>
+          <w:p>
+            <w:pPr>
+              <w:spacing w:after="60" w:before="0"/>
+            </w:pPr>
+            <w:r>
+              <w:rPr>
+                <w:rFonts w:ascii="Times New Roman" w:cs="Times New Roman" w:eastAsia="Times New Roman" w:hAnsi="Times New Roman"/>
+                <w:sz w:val="22"/>
+                <w:szCs w:val="22"/>
+              </w:rPr>
+              <w:t xml:space="preserve">40-минутта — көзге арналған жаттығу (1–2 минут).</w:t>
+            </w:r>
+          </w:p>
+        </w:tc>
+        <w:tc>
+          <w:tcPr>
+            <w:tcW w:type="dxa" w:w="2900"/>
+            <w:tcMar>
+              <w:top w:type="dxa" w:w="60"/>
+              <w:left w:type="dxa" w:w="100"/>
+              <w:bottom w:type="dxa" w:w="60"/>
+              <w:right w:type="dxa" w:w="100"/>
+            </w:tcMar>
+          </w:tcPr>
+          <w:p>
+            <w:pPr>
+              <w:spacing w:after="40" w:before="0"/>
+            </w:pPr>
+            <w:r>
+              <w:rPr>
+                <w:rFonts w:ascii="Times New Roman" w:cs="Times New Roman" w:eastAsia="Times New Roman" w:hAnsi="Times New Roman"/>
+                <w:sz w:val="22"/>
+                <w:szCs w:val="22"/>
+              </w:rPr>
+              <w:t xml:space="preserve">Python-да программа жазады, «▶ Іске қосу» және «✓ Тексеру» батырмаларымен тексереді.</w:t>
+            </w:r>
+          </w:p>
+        </w:tc>
+        <w:tc>
+          <w:tcPr>
+            <w:tcW w:type="dxa" w:w="2500"/>
+            <w:tcMar>
+              <w:top w:type="dxa" w:w="60"/>
+              <w:left w:type="dxa" w:w="100"/>
+              <w:bottom w:type="dxa" w:w="60"/>
+              <w:right w:type="dxa" w:w="100"/>
+            </w:tcMar>
+          </w:tcPr>
+          <w:p>
+            <w:pPr>
+              <w:spacing w:after="40" w:before="0"/>
+            </w:pPr>
+            <w:r>
+              <w:rPr>
+                <w:rFonts w:ascii="Times New Roman" w:cs="Times New Roman" w:eastAsia="Times New Roman" w:hAnsi="Times New Roman"/>
+                <w:sz w:val="22"/>
+                <w:szCs w:val="22"/>
+              </w:rPr>
+              <w:t xml:space="preserve">Автоматты тексеру: 8 тест + міндетті нұсқау; 13 балл. Нәтиже бетінде — кесте және талдау.</w:t>
+            </w:r>
+          </w:p>
+        </w:tc>
+        <w:tc>
+          <w:tcPr>
+            <w:tcW w:type="dxa" w:w="1738"/>
+            <w:tcMar>
+              <w:top w:type="dxa" w:w="60"/>
+              <w:left w:type="dxa" w:w="100"/>
+              <w:bottom w:type="dxa" w:w="60"/>
+              <w:right w:type="dxa" w:w="100"/>
+            </w:tcMar>
+          </w:tcPr>
+          <w:p>
+            <w:pPr>
+              <w:spacing w:after="40" w:before="0"/>
+            </w:pPr>
+            <w:r>
+              <w:rPr>
+                <w:rFonts w:ascii="Times New Roman" w:cs="Times New Roman" w:eastAsia="Times New Roman" w:hAnsi="Times New Roman"/>
+                <w:sz w:val="22"/>
+                <w:szCs w:val="22"/>
+              </w:rPr>
+              <w:t xml:space="preserve">break-continue-8.1.4.5.html</w:t>
+            </w:r>
+          </w:p>
+        </w:tc>
+      </w:tr>
+      <w:tr>
+        <w:trPr>
+          <w:cantSplit/>
+        </w:trPr>
+        <w:tc>
+          <w:tcPr>
+            <w:tcW w:type="dxa" w:w="2600"/>
+            <w:tcMar>
+              <w:top w:type="dxa" w:w="60"/>
+              <w:left w:type="dxa" w:w="100"/>
+              <w:bottom w:type="dxa" w:w="60"/>
+              <w:right w:type="dxa" w:w="100"/>
+            </w:tcMar>
+          </w:tcPr>
+          <w:p>
+            <w:pPr>
+              <w:spacing w:after="20" w:before="0"/>
+            </w:pPr>
+            <w:r>
+              <w:rPr>
+                <w:rFonts w:ascii="Times New Roman" w:cs="Times New Roman" w:eastAsia="Times New Roman" w:hAnsi="Times New Roman"/>
+                <w:b/>
+                <w:bCs/>
+                <w:sz w:val="22"/>
+                <w:szCs w:val="22"/>
+              </w:rPr>
+              <w:t xml:space="preserve">Рефлексия</w:t>
+            </w:r>
+          </w:p>
+          <w:p>
+            <w:pPr>
+              <w:spacing w:after="60" w:before="0"/>
+            </w:pPr>
+            <w:r>
+              <w:rPr>
+                <w:rFonts w:ascii="Times New Roman" w:cs="Times New Roman" w:eastAsia="Times New Roman" w:hAnsi="Times New Roman"/>
+                <w:sz w:val="22"/>
+                <w:szCs w:val="22"/>
+              </w:rPr>
+              <w:t xml:space="preserve">76–80 мин</w:t>
+            </w:r>
+          </w:p>
+        </w:tc>
+        <w:tc>
+          <w:tcPr>
+            <w:tcW w:type="dxa" w:w="5400"/>
+            <w:tcMar>
+              <w:top w:type="dxa" w:w="60"/>
+              <w:left w:type="dxa" w:w="100"/>
+              <w:bottom w:type="dxa" w:w="60"/>
+              <w:right w:type="dxa" w:w="100"/>
+            </w:tcMar>
+          </w:tcPr>
+          <w:p>
+            <w:pPr>
+              <w:spacing w:after="60" w:before="0"/>
+            </w:pPr>
+            <w:r>
+              <w:rPr>
+                <w:rFonts w:ascii="Times New Roman" w:cs="Times New Roman" w:eastAsia="Times New Roman" w:hAnsi="Times New Roman"/>
+                <w:sz w:val="22"/>
+                <w:szCs w:val="22"/>
+              </w:rPr>
+              <w:t xml:space="preserve">Нәтиже бетіндегі кестені қарауды сұрайды. «Бағдаршам». Үй тапсырмасы: шешілмеген есептер дәптерде.</w:t>
+            </w:r>
+          </w:p>
+        </w:tc>
+        <w:tc>
+          <w:tcPr>
+            <w:tcW w:type="dxa" w:w="2900"/>
+            <w:tcMar>
+              <w:top w:type="dxa" w:w="60"/>
+              <w:left w:type="dxa" w:w="100"/>
+              <w:bottom w:type="dxa" w:w="60"/>
+              <w:right w:type="dxa" w:w="100"/>
+            </w:tcMar>
+          </w:tcPr>
+          <w:p>
+            <w:pPr>
+              <w:spacing w:after="40" w:before="0"/>
+            </w:pPr>
+            <w:r>
+              <w:rPr>
+                <w:rFonts w:ascii="Times New Roman" w:cs="Times New Roman" w:eastAsia="Times New Roman" w:hAnsi="Times New Roman"/>
+                <w:sz w:val="22"/>
+                <w:szCs w:val="22"/>
+              </w:rPr>
+              <w:t xml:space="preserve">Нәтижесін талдайды, бағдаршам түсін көтереді.</w:t>
+            </w:r>
+          </w:p>
+        </w:tc>
+        <w:tc>
+          <w:tcPr>
+            <w:tcW w:type="dxa" w:w="2500"/>
+            <w:tcMar>
+              <w:top w:type="dxa" w:w="60"/>
+              <w:left w:type="dxa" w:w="100"/>
+              <w:bottom w:type="dxa" w:w="60"/>
+              <w:right w:type="dxa" w:w="100"/>
+            </w:tcMar>
+          </w:tcPr>
+          <w:p>
+            <w:pPr>
+              <w:spacing w:after="40" w:before="0"/>
+            </w:pPr>
+            <w:r>
+              <w:rPr>
+                <w:rFonts w:ascii="Times New Roman" w:cs="Times New Roman" w:eastAsia="Times New Roman" w:hAnsi="Times New Roman"/>
+                <w:sz w:val="22"/>
+                <w:szCs w:val="22"/>
+              </w:rPr>
+              <w:t xml:space="preserve">Өзін-өзі бағалау</w:t>
+            </w:r>
+          </w:p>
+        </w:tc>
+        <w:tc>
+          <w:tcPr>
+            <w:tcW w:type="dxa" w:w="1738"/>
+            <w:tcMar>
+              <w:top w:type="dxa" w:w="60"/>
+              <w:left w:type="dxa" w:w="100"/>
+              <w:bottom w:type="dxa" w:w="60"/>
+              <w:right w:type="dxa" w:w="100"/>
+            </w:tcMar>
+          </w:tcPr>
+          <w:p>
+            <w:pPr>
+              <w:spacing w:after="40" w:before="0"/>
+            </w:pPr>
+            <w:r>
+              <w:rPr>
+                <w:rFonts w:ascii="Times New Roman" w:cs="Times New Roman" w:eastAsia="Times New Roman" w:hAnsi="Times New Roman"/>
+                <w:sz w:val="22"/>
+                <w:szCs w:val="22"/>
+              </w:rPr>
+              <w:t xml:space="preserve">Слайд 15</w:t>
+            </w:r>
+          </w:p>
+        </w:tc>
+      </w:tr>
+    </w:tbl>
+    <w:tbl>
+      <w:tblPr>
+        <w:tblW w:type="dxa" w:w="15138"/>
+        <w:tblBorders>
+          <w:top w:val="single" w:color="808080" w:sz="4"/>
+          <w:left w:val="single" w:color="808080" w:sz="4"/>
+          <w:bottom w:val="single" w:color="808080" w:sz="4"/>
+          <w:right w:val="single" w:color="808080" w:sz="4"/>
+          <w:insideH w:val="single" w:color="808080" w:sz="4"/>
+          <w:insideV w:val="single" w:color="808080" w:sz="4"/>
+        </w:tblBorders>
+      </w:tblPr>
+      <w:tblGrid>
+        <w:gridCol w:w="5046"/>
+        <w:gridCol w:w="5046"/>
+        <w:gridCol w:w="5046"/>
+      </w:tblGrid>
+      <w:tr>
+        <w:tc>
+          <w:tcPr>
+            <w:tcW w:type="dxa" w:w="5046"/>
+            <w:shd w:fill="E8EEF7" w:color="auto" w:val="clear"/>
+            <w:tcMar>
+              <w:top w:type="dxa" w:w="60"/>
+              <w:left w:type="dxa" w:w="100"/>
+              <w:bottom w:type="dxa" w:w="60"/>
+              <w:right w:type="dxa" w:w="100"/>
+            </w:tcMar>
+          </w:tcPr>
+          <w:p>
+            <w:pPr>
+              <w:spacing w:after="20" w:before="0"/>
+            </w:pPr>
+            <w:r>
+              <w:rPr>
+                <w:rFonts w:ascii="Times New Roman" w:cs="Times New Roman" w:eastAsia="Times New Roman" w:hAnsi="Times New Roman"/>
+                <w:b/>
+                <w:bCs/>
+                <w:sz w:val="22"/>
+                <w:szCs w:val="22"/>
+              </w:rPr>
+              <w:t xml:space="preserve">Саралау</w:t>
+            </w:r>
+          </w:p>
+        </w:tc>
+        <w:tc>
+          <w:tcPr>
+            <w:tcW w:type="dxa" w:w="5046"/>
+            <w:shd w:fill="E8EEF7" w:color="auto" w:val="clear"/>
+            <w:tcMar>
+              <w:top w:type="dxa" w:w="60"/>
+              <w:left w:type="dxa" w:w="100"/>
+              <w:bottom w:type="dxa" w:w="60"/>
+              <w:right w:type="dxa" w:w="100"/>
+            </w:tcMar>
+          </w:tcPr>
+          <w:p>
+            <w:pPr>
+              <w:spacing w:after="20" w:before="0"/>
+            </w:pPr>
+            <w:r>
+              <w:rPr>
+                <w:rFonts w:ascii="Times New Roman" w:cs="Times New Roman" w:eastAsia="Times New Roman" w:hAnsi="Times New Roman"/>
+                <w:b/>
+                <w:bCs/>
+                <w:sz w:val="22"/>
+                <w:szCs w:val="22"/>
+              </w:rPr>
+              <w:t xml:space="preserve">Бағалау</w:t>
+            </w:r>
+          </w:p>
+        </w:tc>
+        <w:tc>
+          <w:tcPr>
+            <w:tcW w:type="dxa" w:w="5046"/>
+            <w:shd w:fill="E8EEF7" w:color="auto" w:val="clear"/>
+            <w:tcMar>
+              <w:top w:type="dxa" w:w="60"/>
+              <w:left w:type="dxa" w:w="100"/>
+              <w:bottom w:type="dxa" w:w="60"/>
+              <w:right w:type="dxa" w:w="100"/>
+            </w:tcMar>
+          </w:tcPr>
+          <w:p>
+            <w:pPr>
+              <w:spacing w:after="20" w:before="0"/>
+            </w:pPr>
+            <w:r>
+              <w:rPr>
+                <w:rFonts w:ascii="Times New Roman" w:cs="Times New Roman" w:eastAsia="Times New Roman" w:hAnsi="Times New Roman"/>
+                <w:b/>
+                <w:bCs/>
+                <w:sz w:val="22"/>
+                <w:szCs w:val="22"/>
+              </w:rPr>
+              <w:t xml:space="preserve">Денсаулық және қауіпсіздік</w:t>
+            </w:r>
+          </w:p>
+        </w:tc>
+      </w:tr>
+      <w:tr>
+        <w:tc>
+          <w:tcPr>
+            <w:tcW w:type="dxa" w:w="5046"/>
+            <w:tcMar>
+              <w:top w:type="dxa" w:w="60"/>
+              <w:left w:type="dxa" w:w="100"/>
+              <w:bottom w:type="dxa" w:w="60"/>
+              <w:right w:type="dxa" w:w="100"/>
+            </w:tcMar>
+          </w:tcPr>
+          <w:p>
+            <w:pPr>
+              <w:spacing w:after="20" w:before="0"/>
+            </w:pPr>
+            <w:r>
+              <w:rPr>
+                <w:rFonts w:ascii="Times New Roman" w:cs="Times New Roman" w:eastAsia="Times New Roman" w:hAnsi="Times New Roman"/>
+                <w:sz w:val="22"/>
+                <w:szCs w:val="22"/>
+              </w:rPr>
+              <w:t xml:space="preserve">Есептер A → B → C деңгейлерімен; әр оқушының сандары мен тесттері әртүрлі; теорияға «📖 Теория» батырмасымен оралуға болады; жылдам орындағандарға — 11–13 есептер.</w:t>
+            </w:r>
+          </w:p>
+        </w:tc>
+        <w:tc>
+          <w:tcPr>
+            <w:tcW w:type="dxa" w:w="5046"/>
+            <w:tcMar>
+              <w:top w:type="dxa" w:w="60"/>
+              <w:left w:type="dxa" w:w="100"/>
+              <w:bottom w:type="dxa" w:w="60"/>
+              <w:right w:type="dxa" w:w="100"/>
+            </w:tcMar>
+          </w:tcPr>
+          <w:p>
+            <w:pPr>
+              <w:spacing w:after="20" w:before="0"/>
+            </w:pPr>
+            <w:r>
+              <w:rPr>
+                <w:rFonts w:ascii="Times New Roman" w:cs="Times New Roman" w:eastAsia="Times New Roman" w:hAnsi="Times New Roman"/>
+                <w:sz w:val="22"/>
+                <w:szCs w:val="22"/>
+              </w:rPr>
+              <w:t xml:space="preserve">Веб-ресурс — автоматты бағалау (13 балл); әр оқушының толық есебі (тесттер, нұсқаулар, коды, PDF) мұғалімнің поштасына келеді. Өзін-өзі бағалау — «бағдаршам».</w:t>
             </w:r>
           </w:p>
         </w:tc>
